--- a/flow/20230914_vu_template/drafts/2023-11-g/09-ЧТ-мчч.Онисифора й Порфирія.docx
+++ b/flow/20230914_vu_template/drafts/2023-11-g/09-ЧТ-мчч.Онисифора й Порфирія.docx
@@ -5784,95 +5784,6 @@
       </w:r>
     </w:p>
     <w:p>
-      <w:pPr>
-        <w:spacing w:after="120" w:lineRule="auto"/>
-        <w:jc w:val="both"/>
-        <w:rPr>
-          <w:rFonts w:ascii="Times New Roman" w:cs="Times New Roman" w:eastAsia="Times New Roman" w:hAnsi="Times New Roman"/>
-          <w:sz w:val="24"/>
-          <w:szCs w:val="24"/>
-        </w:rPr>
-      </w:pPr>
-      <w:r>
-        <w:rPr>
-          <w:rtl w:val="0"/>
-        </w:rPr>
-      </w:r>
-    </w:p>
-    <w:p>
-      <w:pPr>
-        <w:spacing w:after="120" w:lineRule="auto"/>
-        <w:jc w:val="both"/>
-        <w:rPr>
-          <w:rFonts w:ascii="Times New Roman" w:cs="Times New Roman" w:eastAsia="Times New Roman" w:hAnsi="Times New Roman"/>
-          <w:sz w:val="24"/>
-          <w:szCs w:val="24"/>
-        </w:rPr>
-      </w:pPr>
-      <w:r>
-        <w:rPr>
-          <w:rFonts w:ascii="Times New Roman" w:cs="Times New Roman" w:eastAsia="Times New Roman" w:hAnsi="Times New Roman"/>
-          <w:i w:val="1"/>
-          <w:color w:val="ff0000"/>
-          <w:sz w:val="24"/>
-          <w:szCs w:val="24"/>
-          <w:rtl w:val="0"/>
-        </w:rPr>
-        <w:t xml:space="preserve">тропар</w:t>
-      </w:r>
-      <w:r>
-        <w:rPr>
-          <w:rtl w:val="0"/>
-        </w:rPr>
-      </w:r>
-    </w:p>
-    <w:p>
-      <w:pPr>
-        <w:spacing w:after="120" w:lineRule="auto"/>
-        <w:jc w:val="both"/>
-        <w:rPr>
-          <w:rFonts w:ascii="Times New Roman" w:cs="Times New Roman" w:eastAsia="Times New Roman" w:hAnsi="Times New Roman"/>
-          <w:sz w:val="24"/>
-          <w:szCs w:val="24"/>
-        </w:rPr>
-      </w:pPr>
-      <w:r>
-        <w:rPr>
-          <w:rFonts w:ascii="Times New Roman" w:cs="Times New Roman" w:eastAsia="Times New Roman" w:hAnsi="Times New Roman"/>
-          <w:b w:val="1"/>
-          <w:sz w:val="24"/>
-          <w:szCs w:val="24"/>
-          <w:rtl w:val="0"/>
-        </w:rPr>
-        <w:t xml:space="preserve">Слава: і нині:</w:t>
-      </w:r>
-      <w:r>
-        <w:rPr>
-          <w:rFonts w:ascii="Times New Roman" w:cs="Times New Roman" w:eastAsia="Times New Roman" w:hAnsi="Times New Roman"/>
-          <w:sz w:val="24"/>
-          <w:szCs w:val="24"/>
-          <w:rtl w:val="0"/>
-        </w:rPr>
-        <w:t xml:space="preserve"> </w:t>
-      </w:r>
-    </w:p>
-    <w:p>
-      <w:pPr>
-        <w:spacing w:after="120" w:lineRule="auto"/>
-        <w:jc w:val="both"/>
-        <w:rPr>
-          <w:rFonts w:ascii="Times New Roman" w:cs="Times New Roman" w:eastAsia="Times New Roman" w:hAnsi="Times New Roman"/>
-          <w:sz w:val="24"/>
-          <w:szCs w:val="24"/>
-        </w:rPr>
-      </w:pPr>
-      <w:r>
-        <w:rPr>
-          <w:rtl w:val="0"/>
-        </w:rPr>
-      </w:r>
-    </w:p>
-    <w:p>
       <w:pPr/>
       <w:r>
         <w:rPr>
@@ -5905,6 +5816,14 @@
       <w:r>
         <w:rPr>
           <w:rFonts w:ascii="Times New Roman" w:hAnsi="Times New Roman"/>
+          <w:b/>
+          <w:sz w:val="24"/>
+        </w:rPr>
+        <w:t xml:space="preserve">Слава: </w:t>
+      </w:r>
+      <w:r>
+        <w:rPr>
+          <w:rFonts w:ascii="Times New Roman" w:hAnsi="Times New Roman"/>
           <w:i/>
           <w:color w:val="FF0000"/>
           <w:sz w:val="24"/>
@@ -5940,7 +5859,9 @@
       <w:pPr/>
       <w:r>
         <w:rPr>
+          <w:rFonts w:ascii="Times New Roman" w:hAnsi="Times New Roman"/>
           <w:b/>
+          <w:sz w:val="24"/>
         </w:rPr>
         <w:t xml:space="preserve">І нині: </w:t>
       </w:r>
@@ -5948,6 +5869,9 @@
         <w:rPr/>
         <w:t>богородичний</w:t>
       </w:r>
+    </w:p>
+    <w:p>
+      <w:pPr/>
     </w:p>
     <w:p>
       <w:pPr>
@@ -11104,138 +11028,6 @@
       </w:r>
     </w:p>
     <w:p>
-      <w:pPr>
-        <w:spacing w:after="120" w:lineRule="auto"/>
-        <w:jc w:val="both"/>
-        <w:rPr>
-          <w:rFonts w:ascii="Times New Roman" w:cs="Times New Roman" w:eastAsia="Times New Roman" w:hAnsi="Times New Roman"/>
-          <w:b w:val="1"/>
-          <w:sz w:val="24"/>
-          <w:szCs w:val="24"/>
-        </w:rPr>
-      </w:pPr>
-      <w:r>
-        <w:rPr>
-          <w:rtl w:val="0"/>
-        </w:rPr>
-      </w:r>
-    </w:p>
-    <w:p>
-      <w:pPr>
-        <w:spacing w:after="120" w:lineRule="auto"/>
-        <w:jc w:val="both"/>
-        <w:rPr>
-          <w:rFonts w:ascii="Times New Roman" w:cs="Times New Roman" w:eastAsia="Times New Roman" w:hAnsi="Times New Roman"/>
-          <w:i w:val="1"/>
-          <w:sz w:val="24"/>
-          <w:szCs w:val="24"/>
-        </w:rPr>
-      </w:pPr>
-      <w:r>
-        <w:rPr>
-          <w:rFonts w:ascii="Times New Roman" w:cs="Times New Roman" w:eastAsia="Times New Roman" w:hAnsi="Times New Roman"/>
-          <w:b w:val="1"/>
-          <w:sz w:val="24"/>
-          <w:szCs w:val="24"/>
-          <w:rtl w:val="0"/>
-        </w:rPr>
-        <w:t xml:space="preserve">Слава: </w:t>
-      </w:r>
-      <w:r>
-        <w:rPr>
-          <w:rtl w:val="0"/>
-        </w:rPr>
-      </w:r>
-    </w:p>
-    <w:p>
-      <w:pPr>
-        <w:spacing w:after="120" w:lineRule="auto"/>
-        <w:jc w:val="both"/>
-        <w:rPr>
-          <w:rFonts w:ascii="Times New Roman" w:cs="Times New Roman" w:eastAsia="Times New Roman" w:hAnsi="Times New Roman"/>
-          <w:sz w:val="24"/>
-          <w:szCs w:val="24"/>
-        </w:rPr>
-      </w:pPr>
-      <w:r>
-        <w:rPr>
-          <w:rFonts w:ascii="Times New Roman" w:cs="Times New Roman" w:eastAsia="Times New Roman" w:hAnsi="Times New Roman"/>
-          <w:b w:val="1"/>
-          <w:sz w:val="24"/>
-          <w:szCs w:val="24"/>
-          <w:rtl w:val="0"/>
-        </w:rPr>
-        <w:t xml:space="preserve">І нині:</w:t>
-      </w:r>
-      <w:r>
-        <w:rPr>
-          <w:rFonts w:ascii="Times New Roman" w:cs="Times New Roman" w:eastAsia="Times New Roman" w:hAnsi="Times New Roman"/>
-          <w:sz w:val="24"/>
-          <w:szCs w:val="24"/>
-          <w:rtl w:val="0"/>
-        </w:rPr>
-        <w:t xml:space="preserve"> </w:t>
-      </w:r>
-    </w:p>
-    <w:p>
-      <w:pPr>
-        <w:spacing w:after="120" w:lineRule="auto"/>
-        <w:jc w:val="both"/>
-        <w:rPr>
-          <w:rFonts w:ascii="Times New Roman" w:cs="Times New Roman" w:eastAsia="Times New Roman" w:hAnsi="Times New Roman"/>
-          <w:sz w:val="24"/>
-          <w:szCs w:val="24"/>
-        </w:rPr>
-      </w:pPr>
-      <w:r>
-        <w:rPr>
-          <w:rtl w:val="0"/>
-        </w:rPr>
-      </w:r>
-    </w:p>
-    <w:p>
-      <w:pPr>
-        <w:spacing w:after="120" w:lineRule="auto"/>
-        <w:jc w:val="both"/>
-        <w:rPr>
-          <w:rFonts w:ascii="Times New Roman" w:cs="Times New Roman" w:eastAsia="Times New Roman" w:hAnsi="Times New Roman"/>
-          <w:i w:val="1"/>
-          <w:color w:val="ff0000"/>
-          <w:sz w:val="24"/>
-          <w:szCs w:val="24"/>
-        </w:rPr>
-      </w:pPr>
-      <w:r>
-        <w:rPr>
-          <w:rFonts w:ascii="Times New Roman" w:cs="Times New Roman" w:eastAsia="Times New Roman" w:hAnsi="Times New Roman"/>
-          <w:i w:val="1"/>
-          <w:color w:val="ff0000"/>
-          <w:sz w:val="24"/>
-          <w:szCs w:val="24"/>
-          <w:rtl w:val="0"/>
-        </w:rPr>
-        <w:t xml:space="preserve">По тропарях читає читець чергову катизму, після якої диякон перед св. дверми виголошує:</w:t>
-      </w:r>
-    </w:p>
-    <w:p>
-      <w:pPr>
-        <w:spacing w:after="120" w:lineRule="auto"/>
-        <w:jc w:val="both"/>
-        <w:rPr>
-          <w:rFonts w:ascii="Times New Roman" w:cs="Times New Roman" w:eastAsia="Times New Roman" w:hAnsi="Times New Roman"/>
-          <w:i w:val="1"/>
-          <w:color w:val="000000"/>
-          <w:sz w:val="24"/>
-          <w:szCs w:val="24"/>
-        </w:rPr>
-      </w:pPr>
-      <w:r>
-        <w:rPr>
-          <w:rtl w:val="0"/>
-        </w:rPr>
-      </w:r>
-    </w:p>
-    <w:p>
       <w:pPr/>
       <w:r>
         <w:rPr>
@@ -11268,6 +11060,14 @@
       <w:r>
         <w:rPr>
           <w:rFonts w:ascii="Times New Roman" w:hAnsi="Times New Roman"/>
+          <w:b/>
+          <w:sz w:val="24"/>
+        </w:rPr>
+        <w:t xml:space="preserve">Слава: </w:t>
+      </w:r>
+      <w:r>
+        <w:rPr>
+          <w:rFonts w:ascii="Times New Roman" w:hAnsi="Times New Roman"/>
           <w:i/>
           <w:color w:val="FF0000"/>
           <w:sz w:val="24"/>
@@ -11303,7 +11103,9 @@
       <w:pPr/>
       <w:r>
         <w:rPr>
+          <w:rFonts w:ascii="Times New Roman" w:hAnsi="Times New Roman"/>
           <w:b/>
+          <w:sz w:val="24"/>
         </w:rPr>
         <w:t xml:space="preserve">І нині: </w:t>
       </w:r>
@@ -11311,6 +11113,9 @@
         <w:rPr/>
         <w:t>богородичний</w:t>
       </w:r>
+    </w:p>
+    <w:p>
+      <w:pPr/>
     </w:p>
     <w:p>
       <w:pPr>
@@ -17358,38 +17163,6 @@
       </w:r>
     </w:p>
     <w:p>
-      <w:pPr>
-        <w:spacing w:after="120" w:lineRule="auto"/>
-        <w:jc w:val="both"/>
-        <w:rPr>
-          <w:rFonts w:ascii="Times New Roman" w:cs="Times New Roman" w:eastAsia="Times New Roman" w:hAnsi="Times New Roman"/>
-          <w:sz w:val="24"/>
-          <w:szCs w:val="24"/>
-        </w:rPr>
-      </w:pPr>
-      <w:r>
-        <w:rPr>
-          <w:rtl w:val="0"/>
-        </w:rPr>
-      </w:r>
-    </w:p>
-    <w:p>
-      <w:pPr>
-        <w:spacing w:after="120" w:lineRule="auto"/>
-        <w:jc w:val="both"/>
-        <w:rPr>
-          <w:rFonts w:ascii="Times New Roman" w:cs="Times New Roman" w:eastAsia="Times New Roman" w:hAnsi="Times New Roman"/>
-          <w:sz w:val="24"/>
-          <w:szCs w:val="24"/>
-        </w:rPr>
-      </w:pPr>
-      <w:r>
-        <w:rPr>
-          <w:rtl w:val="0"/>
-        </w:rPr>
-      </w:r>
-    </w:p>
-    <w:p>
       <w:pPr/>
       <w:r>
         <w:rPr>
@@ -17422,6 +17195,14 @@
       <w:r>
         <w:rPr>
           <w:rFonts w:ascii="Times New Roman" w:hAnsi="Times New Roman"/>
+          <w:b/>
+          <w:sz w:val="24"/>
+        </w:rPr>
+        <w:t xml:space="preserve">Слава: </w:t>
+      </w:r>
+      <w:r>
+        <w:rPr>
+          <w:rFonts w:ascii="Times New Roman" w:hAnsi="Times New Roman"/>
           <w:i/>
           <w:color w:val="FF0000"/>
           <w:sz w:val="24"/>
@@ -17457,7 +17238,9 @@
       <w:pPr/>
       <w:r>
         <w:rPr>
+          <w:rFonts w:ascii="Times New Roman" w:hAnsi="Times New Roman"/>
           <w:b/>
+          <w:sz w:val="24"/>
         </w:rPr>
         <w:t xml:space="preserve">І нині: </w:t>
       </w:r>
@@ -17465,6 +17248,9 @@
         <w:rPr/>
         <w:t>богородичний</w:t>
       </w:r>
+    </w:p>
+    <w:p>
+      <w:pPr/>
     </w:p>
     <w:p>
       <w:pPr>

--- a/flow/20230914_vu_template/drafts/2023-11-g/09-ЧТ-мчч.Онисифора й Порфирія.docx
+++ b/flow/20230914_vu_template/drafts/2023-11-g/09-ЧТ-мчч.Онисифора й Порфирія.docx
@@ -5784,7 +5784,9 @@
       </w:r>
     </w:p>
     <w:p>
-      <w:pPr/>
+      <w:pPr>
+        <w:pStyle w:val="a"/>
+      </w:pPr>
       <w:r>
         <w:rPr>
           <w:rFonts w:ascii="Times New Roman" w:hAnsi="Times New Roman"/>
@@ -5812,7 +5814,9 @@
       </w:r>
     </w:p>
     <w:p>
-      <w:pPr/>
+      <w:pPr>
+        <w:pStyle w:val="a"/>
+      </w:pPr>
       <w:r>
         <w:rPr>
           <w:rFonts w:ascii="Times New Roman" w:hAnsi="Times New Roman"/>
@@ -5856,7 +5860,9 @@
       </w:r>
     </w:p>
     <w:p>
-      <w:pPr/>
+      <w:pPr>
+        <w:pStyle w:val="a"/>
+      </w:pPr>
       <w:r>
         <w:rPr>
           <w:rFonts w:ascii="Times New Roman" w:hAnsi="Times New Roman"/>
@@ -5866,12 +5872,26 @@
         <w:t xml:space="preserve">І нині: </w:t>
       </w:r>
       <w:r>
-        <w:rPr/>
-        <w:t>богородичний</w:t>
-      </w:r>
-    </w:p>
-    <w:p>
-      <w:pPr/>
+        <w:rPr>
+          <w:rFonts w:ascii="Times New Roman" w:hAnsi="Times New Roman"/>
+          <w:i/>
+          <w:color w:val="FF0000"/>
+          <w:sz w:val="24"/>
+        </w:rPr>
+        <w:t xml:space="preserve">Богородичний (г. 8): </w:t>
+      </w:r>
+      <w:r>
+        <w:rPr>
+          <w:rFonts w:ascii="Times New Roman" w:hAnsi="Times New Roman"/>
+          <w:sz w:val="24"/>
+        </w:rPr>
+        <w:t>Духовна брамо життя, пречиста Богородице!* Спаси від бід тих, що вірно прибігають до тебе,* щоб славили твоє святе народження,* на спасіння душ наших.</w:t>
+      </w:r>
+    </w:p>
+    <w:p>
+      <w:pPr>
+        <w:pStyle w:val="a"/>
+      </w:pPr>
     </w:p>
     <w:p>
       <w:pPr>
@@ -11028,7 +11048,9 @@
       </w:r>
     </w:p>
     <w:p>
-      <w:pPr/>
+      <w:pPr>
+        <w:pStyle w:val="a"/>
+      </w:pPr>
       <w:r>
         <w:rPr>
           <w:rFonts w:ascii="Times New Roman" w:hAnsi="Times New Roman"/>
@@ -11056,7 +11078,9 @@
       </w:r>
     </w:p>
     <w:p>
-      <w:pPr/>
+      <w:pPr>
+        <w:pStyle w:val="a"/>
+      </w:pPr>
       <w:r>
         <w:rPr>
           <w:rFonts w:ascii="Times New Roman" w:hAnsi="Times New Roman"/>
@@ -11100,7 +11124,9 @@
       </w:r>
     </w:p>
     <w:p>
-      <w:pPr/>
+      <w:pPr>
+        <w:pStyle w:val="a"/>
+      </w:pPr>
       <w:r>
         <w:rPr>
           <w:rFonts w:ascii="Times New Roman" w:hAnsi="Times New Roman"/>
@@ -11110,12 +11136,26 @@
         <w:t xml:space="preserve">І нині: </w:t>
       </w:r>
       <w:r>
-        <w:rPr/>
-        <w:t>богородичний</w:t>
-      </w:r>
-    </w:p>
-    <w:p>
-      <w:pPr/>
+        <w:rPr>
+          <w:rFonts w:ascii="Times New Roman" w:hAnsi="Times New Roman"/>
+          <w:i/>
+          <w:color w:val="FF0000"/>
+          <w:sz w:val="24"/>
+        </w:rPr>
+        <w:t xml:space="preserve">Богородичний (г. 8): </w:t>
+      </w:r>
+      <w:r>
+        <w:rPr>
+          <w:rFonts w:ascii="Times New Roman" w:hAnsi="Times New Roman"/>
+          <w:sz w:val="24"/>
+        </w:rPr>
+        <w:t>Спаси нас молитвами своїми, Діво пречиста,* що офіруєш матернє лоно Синові твоєму* і Богові нашому.</w:t>
+      </w:r>
+    </w:p>
+    <w:p>
+      <w:pPr>
+        <w:pStyle w:val="a"/>
+      </w:pPr>
     </w:p>
     <w:p>
       <w:pPr>
@@ -17163,7 +17203,9 @@
       </w:r>
     </w:p>
     <w:p>
-      <w:pPr/>
+      <w:pPr>
+        <w:pStyle w:val="a"/>
+      </w:pPr>
       <w:r>
         <w:rPr>
           <w:rFonts w:ascii="Times New Roman" w:hAnsi="Times New Roman"/>
@@ -17191,7 +17233,9 @@
       </w:r>
     </w:p>
     <w:p>
-      <w:pPr/>
+      <w:pPr>
+        <w:pStyle w:val="a"/>
+      </w:pPr>
       <w:r>
         <w:rPr>
           <w:rFonts w:ascii="Times New Roman" w:hAnsi="Times New Roman"/>
@@ -17235,7 +17279,9 @@
       </w:r>
     </w:p>
     <w:p>
-      <w:pPr/>
+      <w:pPr>
+        <w:pStyle w:val="a"/>
+      </w:pPr>
       <w:r>
         <w:rPr>
           <w:rFonts w:ascii="Times New Roman" w:hAnsi="Times New Roman"/>
@@ -17245,12 +17291,26 @@
         <w:t xml:space="preserve">І нині: </w:t>
       </w:r>
       <w:r>
-        <w:rPr/>
-        <w:t>богородичний</w:t>
-      </w:r>
-    </w:p>
-    <w:p>
-      <w:pPr/>
+        <w:rPr>
+          <w:rFonts w:ascii="Times New Roman" w:hAnsi="Times New Roman"/>
+          <w:i/>
+          <w:color w:val="FF0000"/>
+          <w:sz w:val="24"/>
+        </w:rPr>
+        <w:t xml:space="preserve">Богородичний (г. 8): </w:t>
+      </w:r>
+      <w:r>
+        <w:rPr>
+          <w:rFonts w:ascii="Times New Roman" w:hAnsi="Times New Roman"/>
+          <w:sz w:val="24"/>
+        </w:rPr>
+        <w:t>Спаси нас молитвами своїми, Діво пречиста,* що офіруєш матернє лоно Синові твоєму* і Богові нашому.</w:t>
+      </w:r>
+    </w:p>
+    <w:p>
+      <w:pPr>
+        <w:pStyle w:val="a"/>
+      </w:pPr>
     </w:p>
     <w:p>
       <w:pPr>
